--- a/consent-annex.docx
+++ b/consent-annex.docx
@@ -143,7 +143,6 @@
     <w:p>
       <w:r>
         <w:t>This is an analytical contribution for readers concerned with technology, institutions and collective agency. It reports no new participant experiment and supplies no universal governance score. The proposed studies require their own research design and ethical review. It remains separate from the technical Company Brain architecture and its software fixture.</w:t>
-        <w:br/>
       </w:r>
     </w:p>
     <w:sectPr>
